--- a/ADG/09장/9장_실습문제.docx
+++ b/ADG/09장/9장_실습문제.docx
@@ -2704,43 +2704,43 @@
           <w:rFonts w:ascii="맑은 고딕" w:hAnsi="맑은 고딕" w:eastAsia="맑은 고딕"/>
           <w:sz w:val="21"/>
         </w:rPr>
-        <w:t>[상-10] 히스토그램 기반 지표 "0초가 아닌 구간의 비율"을 쓸 때 주의할 점은?</w:t>
-      </w:r>
-    </w:p>
-    <w:p>
-      <w:r>
-        <w:rPr>
-          <w:rFonts w:ascii="맑은 고딕" w:hAnsi="맑은 고딕" w:eastAsia="맑은 고딕"/>
-          <w:sz w:val="21"/>
-        </w:rPr>
-        <w:t>① 누적값이므로 두 시점의 차이를 봐야 한다</w:t>
-      </w:r>
-    </w:p>
-    <w:p>
-      <w:r>
-        <w:rPr>
-          <w:rFonts w:ascii="맑은 고딕" w:hAnsi="맑은 고딕" w:eastAsia="맑은 고딕"/>
-          <w:sz w:val="21"/>
-        </w:rPr>
-        <w:t>② 실시간 값이므로 자주 조회해야 한다</w:t>
-      </w:r>
-    </w:p>
-    <w:p>
-      <w:r>
-        <w:rPr>
-          <w:rFonts w:ascii="맑은 고딕" w:hAnsi="맑은 고딕" w:eastAsia="맑은 고딕"/>
-          <w:sz w:val="21"/>
-        </w:rPr>
-        <w:t>③ 목적지별로 나뉘어 있다</w:t>
-      </w:r>
-    </w:p>
-    <w:p>
-      <w:r>
-        <w:rPr>
-          <w:rFonts w:ascii="맑은 고딕" w:hAnsi="맑은 고딕" w:eastAsia="맑은 고딕"/>
-          <w:sz w:val="21"/>
-        </w:rPr>
-        <w:t>④ SYS만 조회할 수 있다</w:t>
+        <w:t>[상-10] ADG 옵션 없이 운영하려 Standby를 MOUNTED로 두었다. Primary에서 그 사실을 확인할 수 있는 값은?</w:t>
+      </w:r>
+    </w:p>
+    <w:p>
+      <w:r>
+        <w:rPr>
+          <w:rFonts w:ascii="맑은 고딕" w:hAnsi="맑은 고딕" w:eastAsia="맑은 고딕"/>
+          <w:sz w:val="21"/>
+        </w:rPr>
+        <w:t>① `V$ARCHIVE_DEST_STATUS`의 `DATABASE_MODE`와 `RECOVERY_MODE`</w:t>
+      </w:r>
+    </w:p>
+    <w:p>
+      <w:r>
+        <w:rPr>
+          <w:rFonts w:ascii="맑은 고딕" w:hAnsi="맑은 고딕" w:eastAsia="맑은 고딕"/>
+          <w:sz w:val="21"/>
+        </w:rPr>
+        <w:t>② `V$DATAGUARD_STATS`의 `apply lag`</w:t>
+      </w:r>
+    </w:p>
+    <w:p>
+      <w:r>
+        <w:rPr>
+          <w:rFonts w:ascii="맑은 고딕" w:hAnsi="맑은 고딕" w:eastAsia="맑은 고딕"/>
+          <w:sz w:val="21"/>
+        </w:rPr>
+        <w:t>③ `V$DATABASE`의 `OPEN_MODE`</w:t>
+      </w:r>
+    </w:p>
+    <w:p>
+      <w:r>
+        <w:rPr>
+          <w:rFonts w:ascii="맑은 고딕" w:hAnsi="맑은 고딕" w:eastAsia="맑은 고딕"/>
+          <w:sz w:val="21"/>
+        </w:rPr>
+        <w:t>④ `V$MANAGED_STANDBY`의 `MRP0` 상태</w:t>
       </w:r>
     </w:p>
     <w:sectPr>
